--- a/regional_IT_notes.docx
+++ b/regional_IT_notes.docx
@@ -20,11 +20,7 @@
         <w:jc w:val="center"/>
       </w:pPr>
       <w:r>
-        <w:rPr>
-          <w:i/>
-          <w:sz w:val="18"/>
-        </w:rPr>
-        <w:t>Meridian Data Services | Working notes collected 2026-07-01 through 2026-08-05</w:t>
+        <w:t>Yanou &amp; Partners IT Services | Working notes collected 2026-07-01 through 2026-08-05</w:t>
       </w:r>
     </w:p>
     <w:p>

--- a/regional_IT_notes.docx
+++ b/regional_IT_notes.docx
@@ -1429,7 +1429,7 @@
           </w:tcPr>
           <w:p>
             <w:r>
-              <w:t>Lead only — conflicts with policy §7</w:t>
+              <w:t>Lead only — unverified</w:t>
             </w:r>
           </w:p>
         </w:tc>
